--- a/resubmission/reviewed_PA_impact_population_counts_LMICs.docx
+++ b/resubmission/reviewed_PA_impact_population_counts_LMICs.docx
@@ -472,7 +472,7 @@
     </w:p>
     <w:bookmarkEnd w:id="23"/>
     <w:bookmarkEnd w:id="24"/>
-    <w:bookmarkStart w:id="41" w:name="results"/>
+    <w:bookmarkStart w:id="39" w:name="results"/>
     <w:p>
       <w:pPr>
         <w:pStyle w:val="Titre1"/>
@@ -1285,7 +1285,7 @@
       </w:r>
     </w:p>
     <w:bookmarkEnd w:id="34"/>
-    <w:bookmarkStart w:id="40" w:name="robustness-ghsl-vs-worldpop"/>
+    <w:bookmarkStart w:id="38" w:name="robustness-ghsl-vs-worldpop"/>
     <w:p>
       <w:pPr>
         <w:pStyle w:val="Titre2"/>
@@ -1302,113 +1302,395 @@
         <w:t xml:space="preserve">Figure 3 compares GHSL and WorldPop estimates of the percentage of national population inside PAs and within 10 km, for all PAs present in the 2020 WDPA release. Points cluster around the 1:1 line, indicating broad agreement between the two datasets at the country level.</w:t>
       </w:r>
     </w:p>
-    <w:tbl>
-      <w:tblPr>
-        <w:tblStyle w:val="Table"/>
-        <w:tblW w:type="pct" w:w="5000"/>
-        <w:tblLayout w:type="fixed"/>
-        <w:tblLook w:firstRow="0" w:lastRow="0" w:firstColumn="0" w:lastColumn="0" w:noHBand="0" w:noVBand="0" w:val="0000"/>
-      </w:tblPr>
-      <w:tblGrid>
-        <w:gridCol w:w="7920"/>
-      </w:tblGrid>
-      <w:tr>
-        <w:tc>
-          <w:tcPr/>
-          <w:bookmarkStart w:id="39" w:name="fig-figure_3"/>
-          <w:p>
-            <w:pPr>
-              <w:pStyle w:val="Compact"/>
-              <w:jc w:val="center"/>
-            </w:pPr>
-            <w:bookmarkStart w:id="38" w:name="fig-figure_3"/>
-            <w:r>
-              <w:drawing>
-                <wp:inline>
-                  <wp:extent cx="5969000" cy="2984500"/>
-                  <wp:effectExtent b="0" l="0" r="0" t="0"/>
-                  <wp:docPr descr="" title="" id="36" name="Picture"/>
-                  <a:graphic>
-                    <a:graphicData uri="http://schemas.openxmlformats.org/drawingml/2006/picture">
-                      <pic:pic>
-                        <pic:nvPicPr>
-                          <pic:cNvPr descr="results/figure_3.png" id="37" name="Picture"/>
-                          <pic:cNvPicPr>
-                            <a:picLocks noChangeArrowheads="1" noChangeAspect="1"/>
-                          </pic:cNvPicPr>
-                        </pic:nvPicPr>
-                        <pic:blipFill>
-                          <a:blip r:embed="rId35"/>
-                          <a:stretch>
-                            <a:fillRect/>
-                          </a:stretch>
-                        </pic:blipFill>
-                        <pic:spPr bwMode="auto">
-                          <a:xfrm>
-                            <a:off x="0" y="0"/>
-                            <a:ext cx="5969000" cy="2984500"/>
-                          </a:xfrm>
-                          <a:prstGeom prst="rect">
-                            <a:avLst/>
-                          </a:prstGeom>
-                          <a:noFill/>
-                          <a:ln w="9525">
-                            <a:noFill/>
-                            <a:headEnd/>
-                            <a:tailEnd/>
-                          </a:ln>
-                        </pic:spPr>
-                      </pic:pic>
-                    </a:graphicData>
-                  </a:graphic>
-                </wp:inline>
-              </w:drawing>
-            </w:r>
-            <w:bookmarkEnd w:id="38"/>
-          </w:p>
-          <w:p>
-            <w:pPr>
-              <w:jc w:val="center"/>
-            </w:pPr>
-            <w:pPr>
-              <w:jc w:val="left"/>
-              <w:spacing w:before="200"/>
-              <w:pStyle w:val="ImageCaption"/>
-            </w:pPr>
-            <w:r>
-              <w:t xml:space="preserve">Figure 1</w:t>
-            </w:r>
-          </w:p>
-          <w:bookmarkEnd w:id="39"/>
-        </w:tc>
-      </w:tr>
-    </w:tbl>
     <w:p>
       <w:pPr>
         <w:pStyle w:val="Corpsdetexte"/>
       </w:pPr>
       <w:r>
+        <w:drawing>
+          <wp:inline>
+            <wp:extent cx="5969000" cy="2984500"/>
+            <wp:effectExtent b="0" l="0" r="0" t="0"/>
+            <wp:docPr descr="" title="" id="36" name="Picture"/>
+            <a:graphic>
+              <a:graphicData uri="http://schemas.openxmlformats.org/drawingml/2006/picture">
+                <pic:pic>
+                  <pic:nvPicPr>
+                    <pic:cNvPr descr="results/figure_3.png" id="37" name="Picture"/>
+                    <pic:cNvPicPr>
+                      <a:picLocks noChangeArrowheads="1" noChangeAspect="1"/>
+                    </pic:cNvPicPr>
+                  </pic:nvPicPr>
+                  <pic:blipFill>
+                    <a:blip r:embed="rId35"/>
+                    <a:stretch>
+                      <a:fillRect/>
+                    </a:stretch>
+                  </pic:blipFill>
+                  <pic:spPr bwMode="auto">
+                    <a:xfrm>
+                      <a:off x="0" y="0"/>
+                      <a:ext cx="5969000" cy="2984500"/>
+                    </a:xfrm>
+                    <a:prstGeom prst="rect">
+                      <a:avLst/>
+                    </a:prstGeom>
+                    <a:noFill/>
+                    <a:ln w="9525">
+                      <a:noFill/>
+                      <a:headEnd/>
+                      <a:tailEnd/>
+                    </a:ln>
+                  </pic:spPr>
+                </pic:pic>
+              </a:graphicData>
+            </a:graphic>
+          </wp:inline>
+        </w:drawing>
+      </w:r>
+    </w:p>
+    <w:p>
+      <w:pPr>
+        <w:pStyle w:val="Corpsdetexte"/>
+      </w:pPr>
+      <w:r>
         <w:t xml:space="preserve">Discrepancies are most pronounced for populations inside PAs, where the very small absolute population counts amplify relative differences between the two datasets’ spatial allocation models. For the broader 10 km buffer perimeter, agreement is substantially stronger. Table S2 (Supplementary Materials) lists the countries where the absolute difference between GHSL and WorldPop exceeds 5 percentage points and the relative difference (computed as the absolute difference divided by the GHSL estimate) exceeds 10%. These discrepancies do not alter the order-of-magnitude conclusions: both datasets indicate hundreds of millions of people residing near protected areas in LMICs.</w:t>
       </w:r>
     </w:p>
+    <w:bookmarkEnd w:id="38"/>
+    <w:bookmarkEnd w:id="39"/>
+    <w:bookmarkStart w:id="44" w:name="discussion"/>
+    <w:p>
+      <w:pPr>
+        <w:pStyle w:val="Titre1"/>
+      </w:pPr>
+      <w:r>
+        <w:t xml:space="preserve">Discussion</w:t>
+      </w:r>
+    </w:p>
+    <w:bookmarkStart w:id="40" w:name="X23fae57bef187af3632e76b5956525c1b434363"/>
+    <w:p>
+      <w:pPr>
+        <w:pStyle w:val="Titre2"/>
+      </w:pPr>
+      <w:r>
+        <w:t xml:space="preserve">Demographic scale and the impact evaluation literature</w:t>
+      </w:r>
+    </w:p>
+    <w:p>
+      <w:pPr>
+        <w:pStyle w:val="FirstParagraph"/>
+      </w:pPr>
+      <w:r>
+        <w:t xml:space="preserve">The central finding of this paper is that the populations encompassed by standard spatial exposure definitions in PA impact evaluations are large – on the order of several hundred million people. Among PAs with recorded designation years, these populations are substantially larger in 2020 than in 2000, driven both by PA expansion itself and by population increase in areas where PAs were already present.</w:t>
+      </w:r>
+    </w:p>
+    <w:p>
+      <w:pPr>
+        <w:pStyle w:val="Corpsdetexte"/>
+      </w:pPr>
+      <w:r>
+        <w:t xml:space="preserve">These population orders of magnitude are absent from the impact evaluation literature - whether in meta-analyses such as Kandel et al.</w:t>
+      </w:r>
+      <w:r>
+        <w:t xml:space="preserve"> </w:t>
+      </w:r>
+      <w:r>
+        <w:t xml:space="preserve">(2022)</w:t>
+      </w:r>
+      <w:r>
+        <w:t xml:space="preserve"> </w:t>
+      </w:r>
+      <w:r>
+        <w:t xml:space="preserve">or in large-scale assessments such as Naidoo et al.</w:t>
+      </w:r>
+      <w:r>
+        <w:t xml:space="preserve"> </w:t>
+      </w:r>
+      <w:r>
+        <w:t xml:space="preserve">(2019)</w:t>
+      </w:r>
+      <w:r>
+        <w:t xml:space="preserve"> </w:t>
+      </w:r>
+      <w:r>
+        <w:t xml:space="preserve">and Fisher et al.</w:t>
+      </w:r>
+      <w:r>
+        <w:t xml:space="preserve"> </w:t>
+      </w:r>
+      <w:r>
+        <w:t xml:space="preserve">(2024)</w:t>
+      </w:r>
+      <w:r>
+        <w:t xml:space="preserve">. Yet they define the scope to which estimated impacts implicitly apply. When a study estimates the welfare effect of living within 10 km of a PA in a given country, and that effect is used to inform policy discussions about PA expansion, it is relevant to know that the population meeting this exposure criterion across LMICs numbers in the hundreds of millions - and that this population is growing.</w:t>
+      </w:r>
+    </w:p>
+    <w:p>
+      <w:pPr>
+        <w:pStyle w:val="Corpsdetexte"/>
+      </w:pPr>
+      <w:r>
+        <w:t xml:space="preserve">This matters for at least three reasons. First, it sets a demographic frame for external validity: a treatment effect estimated on a sample of a few thousand households in a handful of countries implicitly speaks to a reference population that is orders of magnitude larger. Second, it reveals compositional heterogeneity: the</w:t>
+      </w:r>
+      <w:r>
+        <w:t xml:space="preserve"> </w:t>
+      </w:r>
+      <w:r>
+        <w:t xml:space="preserve">“local population”</w:t>
+      </w:r>
+      <w:r>
+        <w:t xml:space="preserve"> </w:t>
+      </w:r>
+      <w:r>
+        <w:t xml:space="preserve">implied by a 10 km buffer near a strict national park in a sparsely populated area is demographically very different from that implied by the same buffer near a densely inhabited community conservation area. Third, the heterogeneity of findings in the impact evaluation literature may itself partly reflect the heterogeneity of the populations being studied – populations that differ not only across countries but across PA management categories, as our decomposition shows.</w:t>
+      </w:r>
+    </w:p>
     <w:bookmarkEnd w:id="40"/>
+    <w:bookmarkStart w:id="41" w:name="Xad345af1928c08f50fdd1e93684be9043fa7711"/>
+    <w:p>
+      <w:pPr>
+        <w:pStyle w:val="Titre2"/>
+      </w:pPr>
+      <w:r>
+        <w:t xml:space="preserve">PA categories matter for interpreting impacts</w:t>
+      </w:r>
+    </w:p>
+    <w:p>
+      <w:pPr>
+        <w:pStyle w:val="FirstParagraph"/>
+      </w:pPr>
+      <w:r>
+        <w:t xml:space="preserve">The decomposition by IUCN management category reveals that populations adjacent to non-strict PAs (IUCN IV-VI) substantially exceed those adjacent to strict protection regimes (IUCN I-III). This pattern held in both 2000 and 2020.</w:t>
+      </w:r>
+    </w:p>
+    <w:p>
+      <w:pPr>
+        <w:pStyle w:val="Corpsdetexte"/>
+      </w:pPr>
+      <w:r>
+        <w:t xml:space="preserve">This has direct relevance for interpreting impact evaluation results. The term</w:t>
+      </w:r>
+      <w:r>
+        <w:t xml:space="preserve"> </w:t>
+      </w:r>
+      <w:r>
+        <w:t xml:space="preserve">“protected area”</w:t>
+      </w:r>
+      <w:r>
+        <w:t xml:space="preserve"> </w:t>
+      </w:r>
+      <w:r>
+        <w:t xml:space="preserve">encompasses management regimes with vastly different implications for local populations – from national parks that prohibit entry to community conservation areas that allow resource extraction – yet comparisons of impacts across management categories remain rare</w:t>
+      </w:r>
+      <w:r>
+        <w:t xml:space="preserve"> </w:t>
+      </w:r>
+      <w:r>
+        <w:t xml:space="preserve">(Kandel et al. 2022; Oldekop et al. 2016)</w:t>
+      </w:r>
+      <w:r>
+        <w:t xml:space="preserve">. Our results show that the demographic weight of non-strict PAs exceeds that of strictly protected areas in LMICs. Studies that treat all PAs as a homogeneous treatment condition may therefore conflate very different exposure regimes. PAs whose IUCN category is not recorded in the WDPA represent an additional source of ambiguity: for these areas, even the management regime is unknown.</w:t>
+      </w:r>
+    </w:p>
+    <w:p>
+      <w:pPr>
+        <w:pStyle w:val="Corpsdetexte"/>
+      </w:pPr>
+      <w:r>
+        <w:t xml:space="preserve">Assessing what these different management regimes imply for local welfare is the domain of impact evaluation studies, not the purpose of this paper. What we document is that the population living near PAs is concentrated around non-strict protection regimes.</w:t>
+      </w:r>
+    </w:p>
     <w:bookmarkEnd w:id="41"/>
-    <w:bookmarkStart w:id="46" w:name="discussion"/>
+    <w:bookmarkStart w:id="42" w:name="data-limitations"/>
+    <w:p>
+      <w:pPr>
+        <w:pStyle w:val="Titre2"/>
+      </w:pPr>
+      <w:r>
+        <w:t xml:space="preserve">Data limitations</w:t>
+      </w:r>
+    </w:p>
+    <w:p>
+      <w:pPr>
+        <w:pStyle w:val="FirstParagraph"/>
+      </w:pPr>
+      <w:r>
+        <w:t xml:space="preserve">Our estimates rely on globally harmonized gridded population datasets. These datasets have known limitations. GHSL and WorldPop are constructed from census data combined with remote sensing and machine learning, and their accuracy varies across settings. Chen et al.</w:t>
+      </w:r>
+      <w:r>
+        <w:t xml:space="preserve"> </w:t>
+      </w:r>
+      <w:r>
+        <w:t xml:space="preserve">(2020)</w:t>
+      </w:r>
+      <w:r>
+        <w:t xml:space="preserve"> </w:t>
+      </w:r>
+      <w:r>
+        <w:t xml:space="preserve">evaluated four global gridded datasets and found that GHSL exhibited the closest correspondence to administrative census totals, while WorldPop showed larger deviations from census totals but high spatial consistency with other datasets. Leyk et al.</w:t>
+      </w:r>
+      <w:r>
+        <w:t xml:space="preserve"> </w:t>
+      </w:r>
+      <w:r>
+        <w:t xml:space="preserve">(2019)</w:t>
+      </w:r>
+      <w:r>
+        <w:t xml:space="preserve"> </w:t>
+      </w:r>
+      <w:r>
+        <w:t xml:space="preserve">and Thomson et al.</w:t>
+      </w:r>
+      <w:r>
+        <w:t xml:space="preserve"> </w:t>
+      </w:r>
+      <w:r>
+        <w:t xml:space="preserve">(2022)</w:t>
+      </w:r>
+      <w:r>
+        <w:t xml:space="preserve"> </w:t>
+      </w:r>
+      <w:r>
+        <w:t xml:space="preserve">provide additional assessments of WorldPop’s cell-level accuracy. We use GHSL as our primary dataset and WorldPop as a robustness check. The concordance between the two (Figure 3) supports the conclusion that population orders of magnitude are robust to the choice of dataset, even if point estimates for individual countries may differ.</w:t>
+      </w:r>
+    </w:p>
+    <w:p>
+      <w:pPr>
+        <w:pStyle w:val="Corpsdetexte"/>
+      </w:pPr>
+      <w:r>
+        <w:t xml:space="preserve">The exclusion of India deserves further comment. India accounts for approximately 36% of the total LMIC population, and its actual PA network – 900 nationally designated sites, for a terrestrial coverage of approximately 7.7%</w:t>
+      </w:r>
+      <w:r>
+        <w:t xml:space="preserve"> </w:t>
+      </w:r>
+      <w:r>
+        <w:t xml:space="preserve">(UNEP-WCMC 2026)</w:t>
+      </w:r>
+      <w:r>
+        <w:t xml:space="preserve"> </w:t>
+      </w:r>
+      <w:r>
+        <w:t xml:space="preserve">– is substantial. However, India has restricted public access to these data in the WDPA, making only internationally designated sites (Ramsar wetlands, World Heritage sites) available, covering less than 1% of Indian territory. This data restriction has been documented: Wani et al.</w:t>
+      </w:r>
+      <w:r>
+        <w:t xml:space="preserve"> </w:t>
+      </w:r>
+      <w:r>
+        <w:t xml:space="preserve">(2025)</w:t>
+      </w:r>
+      <w:r>
+        <w:t xml:space="preserve"> </w:t>
+      </w:r>
+      <w:r>
+        <w:t xml:space="preserve">note that India has stated the process of making its data publicly accessible is in progress, and Zhang et al.</w:t>
+      </w:r>
+      <w:r>
+        <w:t xml:space="preserve"> </w:t>
+      </w:r>
+      <w:r>
+        <w:t xml:space="preserve">(2025)</w:t>
+      </w:r>
+      <w:r>
+        <w:t xml:space="preserve"> </w:t>
+      </w:r>
+      <w:r>
+        <w:t xml:space="preserve">acknowledge that the absence of publicly available Indian PA data may underestimate conservation extent in global analyses. Including India with incomplete spatial data would mechanically depress aggregate exposure statistics, producing artefactual rather than substantive results. We therefore exclude India entirely. This means our estimates do not cover the world’s most populous lower-middle-income country, which is a significant limitation. If India’s PA data were publicly available, the total number of people estimated to live near protected areas would increase substantially. At the same time, the share of the population concerned would likely decrease, given India’s comparatively low protected area coverage.</w:t>
+      </w:r>
+    </w:p>
+    <w:p>
+      <w:pPr>
+        <w:pStyle w:val="Corpsdetexte"/>
+      </w:pPr>
+      <w:r>
+        <w:t xml:space="preserve">The treatment of missing designation years introduces temporal ambiguity (see Appendix A). In our 2000-2020 comparison, we restrict attention to PAs with a recorded designation year, which means we are comparing a subset of PAs known to exist by 2000 with a different subset known to exist by 2020. This comparison is informative about orders of magnitude but should not be read as a precise estimate of temporal change, since some PAs with missing designation years may in fact have been established before 2000. Figure S2 (Supplementary Materials) makes the resulting uncertainty band visible at the country level.</w:t>
+      </w:r>
+    </w:p>
+    <w:bookmarkEnd w:id="42"/>
+    <w:bookmarkStart w:id="43" w:name="scope-and-interpretive-boundaries"/>
+    <w:p>
+      <w:pPr>
+        <w:pStyle w:val="Titre2"/>
+      </w:pPr>
+      <w:r>
+        <w:t xml:space="preserve">Scope and interpretive boundaries</w:t>
+      </w:r>
+    </w:p>
+    <w:p>
+      <w:pPr>
+        <w:pStyle w:val="FirstParagraph"/>
+      </w:pPr>
+      <w:r>
+        <w:t xml:space="preserve">This paper quantifies population magnitudes. It does not estimate socio-economic impacts, welfare effects, or causal relationships. No claim is made - explicitly or implicitly - about whether living near a protected area makes people better or worse off. Such questions require impact evaluation designs with appropriate identification strategies, which are beyond the scope of this work.</w:t>
+      </w:r>
+    </w:p>
+    <w:p>
+      <w:pPr>
+        <w:pStyle w:val="Corpsdetexte"/>
+      </w:pPr>
+      <w:r>
+        <w:t xml:space="preserve">We also do not rank conservation policies or PA categories in terms of desirability. The decomposition by management category is intended to describe the demographic composition of PA-adjacent populations, not to evaluate the relative merits of different protection regimes.</w:t>
+      </w:r>
+    </w:p>
+    <w:p>
+      <w:pPr>
+        <w:pStyle w:val="Corpsdetexte"/>
+      </w:pPr>
+      <w:r>
+        <w:t xml:space="preserve">The paper does not claim that spatial proximity constitutes</w:t>
+      </w:r>
+      <w:r>
+        <w:t xml:space="preserve"> </w:t>
+      </w:r>
+      <w:r>
+        <w:t xml:space="preserve">“being affected by”</w:t>
+      </w:r>
+      <w:r>
+        <w:t xml:space="preserve"> </w:t>
+      </w:r>
+      <w:r>
+        <w:t xml:space="preserve">a protected area. The 10 km buffer is used because it is a common reference perimeter in the impact evaluation literature, not because it represents a known threshold for social or ecological effects. The actual spatial extent of PA-related effects on livelihoods is an empirical question that varies by context and cannot be resolved by our data.</w:t>
+      </w:r>
+    </w:p>
+    <w:p>
+      <w:pPr>
+        <w:pStyle w:val="Corpsdetexte"/>
+      </w:pPr>
+      <w:r>
+        <w:t xml:space="preserve">A related limitation concerns population differentiation. Our estimates treat all inhabitants within a given perimeter as demographically equivalent. In practice, populations near protected areas are heterogeneous in their dependence on natural resources, their legal status, and their vulnerability to land-use restrictions. Indigenous peoples and traditional communities - estimated at 476 million people worldwide across more than 90 countries</w:t>
+      </w:r>
+      <w:r>
+        <w:t xml:space="preserve"> </w:t>
+      </w:r>
+      <w:r>
+        <w:t xml:space="preserve">(United Nations Department of Economic and Social Affairs 2021)</w:t>
+      </w:r>
+      <w:r>
+        <w:t xml:space="preserve"> </w:t>
+      </w:r>
+      <w:r>
+        <w:t xml:space="preserve">- are disproportionately represented among populations living within or adjacent to protected areas, and often bear the most direct consequences of conservation management</w:t>
+      </w:r>
+      <w:r>
+        <w:t xml:space="preserve"> </w:t>
+      </w:r>
+      <w:r>
+        <w:t xml:space="preserve">(Schleicher et al. 2019)</w:t>
+      </w:r>
+      <w:r>
+        <w:t xml:space="preserve">. Our gridded population data cannot identify these groups. The aggregate population magnitudes we report therefore encompass communities with very different relationships to protected areas, from urban residents who may experience diffuse ecosystem service benefits to indigenous groups whose livelihoods and territorial rights may be directly affected by PA governance. Disaggregating these populations remains an important challenge for the field.</w:t>
+      </w:r>
+    </w:p>
+    <w:bookmarkEnd w:id="43"/>
+    <w:bookmarkEnd w:id="44"/>
+    <w:bookmarkStart w:id="45" w:name="conclusion"/>
     <w:p>
       <w:pPr>
         <w:pStyle w:val="Titre1"/>
       </w:pPr>
       <w:r>
-        <w:t xml:space="preserve">Discussion</w:t>
-      </w:r>
-    </w:p>
-    <w:bookmarkStart w:id="42" w:name="X23fae57bef187af3632e76b5956525c1b434363"/>
-    <w:p>
-      <w:pPr>
-        <w:pStyle w:val="Titre2"/>
-      </w:pPr>
-      <w:r>
-        <w:t xml:space="preserve">Demographic scale and the impact evaluation literature</w:t>
+        <w:t xml:space="preserve">Conclusion</w:t>
       </w:r>
     </w:p>
     <w:p>
@@ -1416,7 +1698,7 @@
         <w:pStyle w:val="FirstParagraph"/>
       </w:pPr>
       <w:r>
-        <w:t xml:space="preserve">The central finding of this paper is that the populations encompassed by standard spatial exposure definitions in PA impact evaluations are large – on the order of several hundred million people. Among PAs with recorded designation years, these populations are substantially larger in 2020 than in 2000, driven both by PA expansion itself and by population increase in areas where PAs were already present.</w:t>
+        <w:t xml:space="preserve">Across 75 low- and lower-middle-income countries, protected areas are adjacent to populations on the order of several hundred million people. Restricting to PA interiors captures a relatively small population; extending to 10 km increases the encompassed population roughly fifteenfold. Among PAs with recorded designation years, these figures are substantially larger in 2020 than in 2000, reflecting both PA expansion and population increase – though incomplete temporal metadata in the WDPA means that the precise magnitude of this change cannot be established with certainty. Populations near non-strict PAs (IUCN IV-VI) substantially exceed those near strict protection regimes (IUCN I-III). India, the largest LMIC by population, had to be excluded because its national PA data are absent from the WDPA; if included, global counts of people living near protected areas would likely increase in absolute terms, though the corresponding population share might decrease.</w:t>
       </w:r>
     </w:p>
     <w:p>
@@ -1424,342 +1706,26 @@
         <w:pStyle w:val="Corpsdetexte"/>
       </w:pPr>
       <w:r>
-        <w:t xml:space="preserve">These population orders of magnitude are absent from the impact evaluation literature - whether in meta-analyses such as Kandel et al.</w:t>
-      </w:r>
-      <w:r>
-        <w:t xml:space="preserve"> </w:t>
-      </w:r>
-      <w:r>
-        <w:t xml:space="preserve">(2022)</w:t>
-      </w:r>
-      <w:r>
-        <w:t xml:space="preserve"> </w:t>
-      </w:r>
-      <w:r>
-        <w:t xml:space="preserve">or in large-scale assessments such as Naidoo et al.</w:t>
-      </w:r>
-      <w:r>
-        <w:t xml:space="preserve"> </w:t>
-      </w:r>
-      <w:r>
-        <w:t xml:space="preserve">(2019)</w:t>
-      </w:r>
-      <w:r>
-        <w:t xml:space="preserve"> </w:t>
-      </w:r>
-      <w:r>
-        <w:t xml:space="preserve">and Fisher et al.</w:t>
-      </w:r>
-      <w:r>
-        <w:t xml:space="preserve"> </w:t>
-      </w:r>
-      <w:r>
-        <w:t xml:space="preserve">(2024)</w:t>
-      </w:r>
-      <w:r>
-        <w:t xml:space="preserve">. Yet they define the scope to which estimated impacts implicitly apply. When a study estimates the welfare effect of living within 10 km of a PA in a given country, and that effect is used to inform policy discussions about PA expansion, it is relevant to know that the population meeting this exposure criterion across LMICs numbers in the hundreds of millions - and that this population is growing.</w:t>
-      </w:r>
-    </w:p>
-    <w:p>
-      <w:pPr>
-        <w:pStyle w:val="Corpsdetexte"/>
-      </w:pPr>
-      <w:r>
-        <w:t xml:space="preserve">This matters for at least three reasons. First, it sets a demographic frame for external validity: a treatment effect estimated on a sample of a few thousand households in a handful of countries implicitly speaks to a reference population that is orders of magnitude larger. Second, it reveals compositional heterogeneity: the</w:t>
-      </w:r>
-      <w:r>
-        <w:t xml:space="preserve"> </w:t>
-      </w:r>
-      <w:r>
-        <w:t xml:space="preserve">“local population”</w:t>
-      </w:r>
-      <w:r>
-        <w:t xml:space="preserve"> </w:t>
-      </w:r>
-      <w:r>
-        <w:t xml:space="preserve">implied by a 10 km buffer near a strict national park in a sparsely populated area is demographically very different from that implied by the same buffer near a densely inhabited community conservation area. Third, the heterogeneity of findings in the impact evaluation literature may itself partly reflect the heterogeneity of the populations being studied – populations that differ not only across countries but across PA management categories, as our decomposition shows.</w:t>
-      </w:r>
-    </w:p>
-    <w:bookmarkEnd w:id="42"/>
-    <w:bookmarkStart w:id="43" w:name="Xad345af1928c08f50fdd1e93684be9043fa7711"/>
-    <w:p>
-      <w:pPr>
-        <w:pStyle w:val="Titre2"/>
-      </w:pPr>
-      <w:r>
-        <w:t xml:space="preserve">PA categories matter for interpreting impacts</w:t>
-      </w:r>
-    </w:p>
-    <w:p>
-      <w:pPr>
-        <w:pStyle w:val="FirstParagraph"/>
-      </w:pPr>
-      <w:r>
-        <w:t xml:space="preserve">The decomposition by IUCN management category reveals that populations adjacent to non-strict PAs (IUCN IV-VI) substantially exceed those adjacent to strict protection regimes (IUCN I-III). This pattern held in both 2000 and 2020.</w:t>
-      </w:r>
-    </w:p>
-    <w:p>
-      <w:pPr>
-        <w:pStyle w:val="Corpsdetexte"/>
-      </w:pPr>
-      <w:r>
-        <w:t xml:space="preserve">This has direct relevance for interpreting impact evaluation results. The term</w:t>
-      </w:r>
-      <w:r>
-        <w:t xml:space="preserve"> </w:t>
-      </w:r>
-      <w:r>
-        <w:t xml:space="preserve">“protected area”</w:t>
-      </w:r>
-      <w:r>
-        <w:t xml:space="preserve"> </w:t>
-      </w:r>
-      <w:r>
-        <w:t xml:space="preserve">encompasses management regimes with vastly different implications for local populations – from national parks that prohibit entry to community conservation areas that allow resource extraction – yet comparisons of impacts across management categories remain rare</w:t>
-      </w:r>
-      <w:r>
-        <w:t xml:space="preserve"> </w:t>
-      </w:r>
-      <w:r>
-        <w:t xml:space="preserve">(Kandel et al. 2022; Oldekop et al. 2016)</w:t>
-      </w:r>
-      <w:r>
-        <w:t xml:space="preserve">. Our results show that the demographic weight of non-strict PAs exceeds that of strictly protected areas in LMICs. Studies that treat all PAs as a homogeneous treatment condition may therefore conflate very different exposure regimes. PAs whose IUCN category is not recorded in the WDPA represent an additional source of ambiguity: for these areas, even the management regime is unknown.</w:t>
-      </w:r>
-    </w:p>
-    <w:p>
-      <w:pPr>
-        <w:pStyle w:val="Corpsdetexte"/>
-      </w:pPr>
-      <w:r>
-        <w:t xml:space="preserve">Assessing what these different management regimes imply for local welfare is the domain of impact evaluation studies, not the purpose of this paper. What we document is that the population living near PAs is concentrated around non-strict protection regimes.</w:t>
-      </w:r>
-    </w:p>
-    <w:bookmarkEnd w:id="43"/>
-    <w:bookmarkStart w:id="44" w:name="data-limitations"/>
-    <w:p>
-      <w:pPr>
-        <w:pStyle w:val="Titre2"/>
-      </w:pPr>
-      <w:r>
-        <w:t xml:space="preserve">Data limitations</w:t>
-      </w:r>
-    </w:p>
-    <w:p>
-      <w:pPr>
-        <w:pStyle w:val="FirstParagraph"/>
-      </w:pPr>
-      <w:r>
-        <w:t xml:space="preserve">Our estimates rely on globally harmonized gridded population datasets. These datasets have known limitations. GHSL and WorldPop are constructed from census data combined with remote sensing and machine learning, and their accuracy varies across settings. Chen et al.</w:t>
-      </w:r>
-      <w:r>
-        <w:t xml:space="preserve"> </w:t>
-      </w:r>
-      <w:r>
-        <w:t xml:space="preserve">(2020)</w:t>
-      </w:r>
-      <w:r>
-        <w:t xml:space="preserve"> </w:t>
-      </w:r>
-      <w:r>
-        <w:t xml:space="preserve">evaluated four global gridded datasets and found that GHSL exhibited the closest correspondence to administrative census totals, while WorldPop showed larger deviations from census totals but high spatial consistency with other datasets. Leyk et al.</w:t>
-      </w:r>
-      <w:r>
-        <w:t xml:space="preserve"> </w:t>
-      </w:r>
-      <w:r>
-        <w:t xml:space="preserve">(2019)</w:t>
-      </w:r>
-      <w:r>
-        <w:t xml:space="preserve"> </w:t>
-      </w:r>
-      <w:r>
-        <w:t xml:space="preserve">and Thomson et al.</w:t>
-      </w:r>
-      <w:r>
-        <w:t xml:space="preserve"> </w:t>
-      </w:r>
-      <w:r>
-        <w:t xml:space="preserve">(2022)</w:t>
-      </w:r>
-      <w:r>
-        <w:t xml:space="preserve"> </w:t>
-      </w:r>
-      <w:r>
-        <w:t xml:space="preserve">provide additional assessments of WorldPop’s cell-level accuracy. We use GHSL as our primary dataset and WorldPop as a robustness check. The concordance between the two (Figure 3) supports the conclusion that population orders of magnitude are robust to the choice of dataset, even if point estimates for individual countries may differ.</w:t>
-      </w:r>
-    </w:p>
-    <w:p>
-      <w:pPr>
-        <w:pStyle w:val="Corpsdetexte"/>
-      </w:pPr>
-      <w:r>
-        <w:t xml:space="preserve">The exclusion of India deserves further comment. India accounts for approximately 36% of the total LMIC population, and its actual PA network – 900 nationally designated sites, for a terrestrial coverage of approximately 7.7%</w:t>
-      </w:r>
-      <w:r>
-        <w:t xml:space="preserve"> </w:t>
-      </w:r>
-      <w:r>
-        <w:t xml:space="preserve">(UNEP-WCMC 2026)</w:t>
-      </w:r>
-      <w:r>
-        <w:t xml:space="preserve"> </w:t>
-      </w:r>
-      <w:r>
-        <w:t xml:space="preserve">– is substantial. However, India has restricted public access to these data in the WDPA, making only internationally designated sites (Ramsar wetlands, World Heritage sites) available, covering less than 1% of Indian territory. This data restriction has been documented: Wani et al.</w:t>
-      </w:r>
-      <w:r>
-        <w:t xml:space="preserve"> </w:t>
-      </w:r>
-      <w:r>
-        <w:t xml:space="preserve">(2025)</w:t>
-      </w:r>
-      <w:r>
-        <w:t xml:space="preserve"> </w:t>
-      </w:r>
-      <w:r>
-        <w:t xml:space="preserve">note that India has stated the process of making its data publicly accessible is in progress, and Zhang et al.</w:t>
-      </w:r>
-      <w:r>
-        <w:t xml:space="preserve"> </w:t>
-      </w:r>
-      <w:r>
-        <w:t xml:space="preserve">(2025)</w:t>
-      </w:r>
-      <w:r>
-        <w:t xml:space="preserve"> </w:t>
-      </w:r>
-      <w:r>
-        <w:t xml:space="preserve">acknowledge that the absence of publicly available Indian PA data may underestimate conservation extent in global analyses. Including India with incomplete spatial data would mechanically depress aggregate exposure statistics, producing artefactual rather than substantive results. We therefore exclude India entirely. This means our estimates do not cover the world’s most populous lower-middle-income country, which is a significant limitation. If India’s PA data were publicly available, the total number of people estimated to live near protected areas would increase substantially. At the same time, the share of the population concerned would likely decrease, given India’s comparatively low protected area coverage.</w:t>
-      </w:r>
-    </w:p>
-    <w:p>
-      <w:pPr>
-        <w:pStyle w:val="Corpsdetexte"/>
-      </w:pPr>
-      <w:r>
-        <w:t xml:space="preserve">The treatment of missing designation years introduces temporal ambiguity (see Appendix A). In our 2000-2020 comparison, we restrict attention to PAs with a recorded designation year, which means we are comparing a subset of PAs known to exist by 2000 with a different subset known to exist by 2020. This comparison is informative about orders of magnitude but should not be read as a precise estimate of temporal change, since some PAs with missing designation years may in fact have been established before 2000. Figure S2 (Supplementary Materials) makes the resulting uncertainty band visible at the country level.</w:t>
-      </w:r>
-    </w:p>
-    <w:bookmarkEnd w:id="44"/>
-    <w:bookmarkStart w:id="45" w:name="scope-and-interpretive-boundaries"/>
-    <w:p>
-      <w:pPr>
-        <w:pStyle w:val="Titre2"/>
-      </w:pPr>
-      <w:r>
-        <w:t xml:space="preserve">Scope and interpretive boundaries</w:t>
-      </w:r>
-    </w:p>
-    <w:p>
-      <w:pPr>
-        <w:pStyle w:val="FirstParagraph"/>
-      </w:pPr>
-      <w:r>
-        <w:t xml:space="preserve">This paper quantifies population magnitudes. It does not estimate socio-economic impacts, welfare effects, or causal relationships. No claim is made - explicitly or implicitly - about whether living near a protected area makes people better or worse off. Such questions require impact evaluation designs with appropriate identification strategies, which are beyond the scope of this work.</w:t>
-      </w:r>
-    </w:p>
-    <w:p>
-      <w:pPr>
-        <w:pStyle w:val="Corpsdetexte"/>
-      </w:pPr>
-      <w:r>
-        <w:t xml:space="preserve">We also do not rank conservation policies or PA categories in terms of desirability. The decomposition by management category is intended to describe the demographic composition of PA-adjacent populations, not to evaluate the relative merits of different protection regimes.</w:t>
-      </w:r>
-    </w:p>
-    <w:p>
-      <w:pPr>
-        <w:pStyle w:val="Corpsdetexte"/>
-      </w:pPr>
-      <w:r>
-        <w:t xml:space="preserve">The paper does not claim that spatial proximity constitutes</w:t>
-      </w:r>
-      <w:r>
-        <w:t xml:space="preserve"> </w:t>
-      </w:r>
-      <w:r>
-        <w:t xml:space="preserve">“being affected by”</w:t>
-      </w:r>
-      <w:r>
-        <w:t xml:space="preserve"> </w:t>
-      </w:r>
-      <w:r>
-        <w:t xml:space="preserve">a protected area. The 10 km buffer is used because it is a common reference perimeter in the impact evaluation literature, not because it represents a known threshold for social or ecological effects. The actual spatial extent of PA-related effects on livelihoods is an empirical question that varies by context and cannot be resolved by our data.</w:t>
-      </w:r>
-    </w:p>
-    <w:p>
-      <w:pPr>
-        <w:pStyle w:val="Corpsdetexte"/>
-      </w:pPr>
-      <w:r>
-        <w:t xml:space="preserve">A related limitation concerns population differentiation. Our estimates treat all inhabitants within a given perimeter as demographically equivalent. In practice, populations near protected areas are heterogeneous in their dependence on natural resources, their legal status, and their vulnerability to land-use restrictions. Indigenous peoples and traditional communities - estimated at 476 million people worldwide across more than 90 countries</w:t>
-      </w:r>
-      <w:r>
-        <w:t xml:space="preserve"> </w:t>
-      </w:r>
-      <w:r>
-        <w:t xml:space="preserve">(United Nations Department of Economic and Social Affairs 2021)</w:t>
-      </w:r>
-      <w:r>
-        <w:t xml:space="preserve"> </w:t>
-      </w:r>
-      <w:r>
-        <w:t xml:space="preserve">- are disproportionately represented among populations living within or adjacent to protected areas, and often bear the most direct consequences of conservation management</w:t>
-      </w:r>
-      <w:r>
-        <w:t xml:space="preserve"> </w:t>
-      </w:r>
-      <w:r>
-        <w:t xml:space="preserve">(Schleicher et al. 2019)</w:t>
-      </w:r>
-      <w:r>
-        <w:t xml:space="preserve">. Our gridded population data cannot identify these groups. The aggregate population magnitudes we report therefore encompass communities with very different relationships to protected areas, from urban residents who may experience diffuse ecosystem service benefits to indigenous groups whose livelihoods and territorial rights may be directly affected by PA governance. Disaggregating these populations remains an important challenge for the field.</w:t>
+        <w:t xml:space="preserve">These facts are relevant for how conservation impact evaluation results are interpreted, compared, and generalized. They do not tell us what those impacts are. But they establish the demographic scale that spatial exposure definitions imply – a scale that is almost never reported in the studies that use them.</w:t>
+      </w:r>
+    </w:p>
+    <w:p>
+      <w:r>
+        <w:br w:type="page"/>
       </w:r>
     </w:p>
     <w:bookmarkEnd w:id="45"/>
-    <w:bookmarkEnd w:id="46"/>
-    <w:bookmarkStart w:id="47" w:name="conclusion"/>
+    <w:bookmarkStart w:id="102" w:name="bibliography"/>
     <w:p>
       <w:pPr>
         <w:pStyle w:val="Titre1"/>
       </w:pPr>
       <w:r>
-        <w:t xml:space="preserve">Conclusion</w:t>
-      </w:r>
-    </w:p>
-    <w:p>
-      <w:pPr>
-        <w:pStyle w:val="FirstParagraph"/>
-      </w:pPr>
-      <w:r>
-        <w:t xml:space="preserve">Across 75 low- and lower-middle-income countries, protected areas are adjacent to populations on the order of several hundred million people. Restricting to PA interiors captures a relatively small population; extending to 10 km increases the encompassed population roughly fifteenfold. Among PAs with recorded designation years, these figures are substantially larger in 2020 than in 2000, reflecting both PA expansion and population increase – though incomplete temporal metadata in the WDPA means that the precise magnitude of this change cannot be established with certainty. Populations near non-strict PAs (IUCN IV-VI) substantially exceed those near strict protection regimes (IUCN I-III). India, the largest LMIC by population, had to be excluded because its national PA data are absent from the WDPA; if included, global counts of people living near protected areas would likely increase in absolute terms, though the corresponding population share might decrease.</w:t>
-      </w:r>
-    </w:p>
-    <w:p>
-      <w:pPr>
-        <w:pStyle w:val="Corpsdetexte"/>
-      </w:pPr>
-      <w:r>
-        <w:t xml:space="preserve">These facts are relevant for how conservation impact evaluation results are interpreted, compared, and generalized. They do not tell us what those impacts are. But they establish the demographic scale that spatial exposure definitions imply – a scale that is almost never reported in the studies that use them.</w:t>
-      </w:r>
-    </w:p>
-    <w:p>
-      <w:r>
-        <w:br w:type="page"/>
-      </w:r>
-    </w:p>
-    <w:bookmarkEnd w:id="47"/>
-    <w:bookmarkStart w:id="104" w:name="bibliography"/>
-    <w:p>
-      <w:pPr>
-        <w:pStyle w:val="Titre1"/>
-      </w:pPr>
-      <w:r>
         <w:t xml:space="preserve">Bibliography</w:t>
       </w:r>
     </w:p>
-    <w:bookmarkStart w:id="103" w:name="refs"/>
-    <w:bookmarkStart w:id="49" w:name="ref-adams2004"/>
+    <w:bookmarkStart w:id="101" w:name="refs"/>
+    <w:bookmarkStart w:id="47" w:name="ref-adams2004"/>
     <w:p>
       <w:pPr>
         <w:pStyle w:val="Bibliographie"/>
@@ -1792,7 +1758,7 @@
       <w:r>
         <w:t xml:space="preserve"> </w:t>
       </w:r>
-      <w:hyperlink r:id="rId48">
+      <w:hyperlink r:id="rId46">
         <w:r>
           <w:rPr>
             <w:rStyle w:val="Lienhypertexte"/>
@@ -1804,8 +1770,8 @@
         <w:t xml:space="preserve">.</w:t>
       </w:r>
     </w:p>
-    <w:bookmarkEnd w:id="49"/>
-    <w:bookmarkStart w:id="51" w:name="ref-bingham2019"/>
+    <w:bookmarkEnd w:id="47"/>
+    <w:bookmarkStart w:id="49" w:name="ref-bingham2019"/>
     <w:p>
       <w:pPr>
         <w:pStyle w:val="Bibliographie"/>
@@ -1838,7 +1804,7 @@
       <w:r>
         <w:t xml:space="preserve"> </w:t>
       </w:r>
-      <w:hyperlink r:id="rId50">
+      <w:hyperlink r:id="rId48">
         <w:r>
           <w:rPr>
             <w:rStyle w:val="Lienhypertexte"/>
@@ -1850,8 +1816,8 @@
         <w:t xml:space="preserve">.</w:t>
       </w:r>
     </w:p>
-    <w:bookmarkEnd w:id="51"/>
-    <w:bookmarkStart w:id="52" w:name="ref-worldde"/>
+    <w:bookmarkEnd w:id="49"/>
+    <w:bookmarkStart w:id="50" w:name="ref-worldde"/>
     <w:p>
       <w:pPr>
         <w:pStyle w:val="Bibliographie"/>
@@ -1873,8 +1839,8 @@
         <w:t xml:space="preserve">. Washington DC: World Bank.</w:t>
       </w:r>
     </w:p>
-    <w:bookmarkEnd w:id="52"/>
-    <w:bookmarkStart w:id="54" w:name="ref-castañeda2018"/>
+    <w:bookmarkEnd w:id="50"/>
+    <w:bookmarkStart w:id="52" w:name="ref-castañeda2018"/>
     <w:p>
       <w:pPr>
         <w:pStyle w:val="Bibliographie"/>
@@ -1907,7 +1873,7 @@
       <w:r>
         <w:t xml:space="preserve"> </w:t>
       </w:r>
-      <w:hyperlink r:id="rId53">
+      <w:hyperlink r:id="rId51">
         <w:r>
           <w:rPr>
             <w:rStyle w:val="Lienhypertexte"/>
@@ -1919,8 +1885,8 @@
         <w:t xml:space="preserve">.</w:t>
       </w:r>
     </w:p>
-    <w:bookmarkEnd w:id="54"/>
-    <w:bookmarkStart w:id="56" w:name="ref-chen2020"/>
+    <w:bookmarkEnd w:id="52"/>
+    <w:bookmarkStart w:id="54" w:name="ref-chen2020"/>
     <w:p>
       <w:pPr>
         <w:pStyle w:val="Bibliographie"/>
@@ -2007,7 +1973,7 @@
       <w:r>
         <w:t xml:space="preserve"> </w:t>
       </w:r>
-      <w:hyperlink r:id="rId55">
+      <w:hyperlink r:id="rId53">
         <w:r>
           <w:rPr>
             <w:rStyle w:val="Lienhypertexte"/>
@@ -2019,8 +1985,8 @@
         <w:t xml:space="preserve">.</w:t>
       </w:r>
     </w:p>
-    <w:bookmarkEnd w:id="56"/>
-    <w:bookmarkStart w:id="58" w:name="ref-coetzer2014"/>
+    <w:bookmarkEnd w:id="54"/>
+    <w:bookmarkStart w:id="56" w:name="ref-coetzer2014"/>
     <w:p>
       <w:pPr>
         <w:pStyle w:val="Bibliographie"/>
@@ -2053,7 +2019,7 @@
       <w:r>
         <w:t xml:space="preserve"> </w:t>
       </w:r>
-      <w:hyperlink r:id="rId57">
+      <w:hyperlink r:id="rId55">
         <w:r>
           <w:rPr>
             <w:rStyle w:val="Lienhypertexte"/>
@@ -2065,8 +2031,8 @@
         <w:t xml:space="preserve">.</w:t>
       </w:r>
     </w:p>
-    <w:bookmarkEnd w:id="58"/>
-    <w:bookmarkStart w:id="60" w:name="ref-cbd2022"/>
+    <w:bookmarkEnd w:id="56"/>
+    <w:bookmarkStart w:id="58" w:name="ref-cbd2022"/>
     <w:p>
       <w:pPr>
         <w:pStyle w:val="Bibliographie"/>
@@ -2259,7 +2225,7 @@
       <w:r>
         <w:t xml:space="preserve"> </w:t>
       </w:r>
-      <w:hyperlink r:id="rId59">
+      <w:hyperlink r:id="rId57">
         <w:r>
           <w:rPr>
             <w:rStyle w:val="Lienhypertexte"/>
@@ -2271,8 +2237,8 @@
         <w:t xml:space="preserve">.</w:t>
       </w:r>
     </w:p>
-    <w:bookmarkEnd w:id="60"/>
-    <w:bookmarkStart w:id="62" w:name="ref-fisher2024"/>
+    <w:bookmarkEnd w:id="58"/>
+    <w:bookmarkStart w:id="60" w:name="ref-fisher2024"/>
     <w:p>
       <w:pPr>
         <w:pStyle w:val="Bibliographie"/>
@@ -2305,7 +2271,7 @@
       <w:r>
         <w:t xml:space="preserve"> </w:t>
       </w:r>
-      <w:hyperlink r:id="rId61">
+      <w:hyperlink r:id="rId59">
         <w:r>
           <w:rPr>
             <w:rStyle w:val="Lienhypertexte"/>
@@ -2317,8 +2283,8 @@
         <w:t xml:space="preserve">.</w:t>
       </w:r>
     </w:p>
-    <w:bookmarkEnd w:id="62"/>
-    <w:bookmarkStart w:id="63" w:name="ref-freire2016"/>
+    <w:bookmarkEnd w:id="60"/>
+    <w:bookmarkStart w:id="61" w:name="ref-freire2016"/>
     <w:p>
       <w:pPr>
         <w:pStyle w:val="Bibliographie"/>
@@ -2349,8 +2315,8 @@
         <w:t xml:space="preserve">250: 33.</w:t>
       </w:r>
     </w:p>
-    <w:bookmarkEnd w:id="63"/>
-    <w:bookmarkStart w:id="65" w:name="ref-gorelick2017"/>
+    <w:bookmarkEnd w:id="61"/>
+    <w:bookmarkStart w:id="63" w:name="ref-gorelick2017"/>
     <w:p>
       <w:pPr>
         <w:pStyle w:val="Bibliographie"/>
@@ -2383,7 +2349,7 @@
       <w:r>
         <w:t xml:space="preserve"> </w:t>
       </w:r>
-      <w:hyperlink r:id="rId64">
+      <w:hyperlink r:id="rId62">
         <w:r>
           <w:rPr>
             <w:rStyle w:val="Lienhypertexte"/>
@@ -2395,8 +2361,8 @@
         <w:t xml:space="preserve">.</w:t>
       </w:r>
     </w:p>
-    <w:bookmarkEnd w:id="65"/>
-    <w:bookmarkStart w:id="67" w:name="ref-hanson2022"/>
+    <w:bookmarkEnd w:id="63"/>
+    <w:bookmarkStart w:id="65" w:name="ref-hanson2022"/>
     <w:p>
       <w:pPr>
         <w:pStyle w:val="Bibliographie"/>
@@ -2429,7 +2395,7 @@
       <w:r>
         <w:t xml:space="preserve"> </w:t>
       </w:r>
-      <w:hyperlink r:id="rId66">
+      <w:hyperlink r:id="rId64">
         <w:r>
           <w:rPr>
             <w:rStyle w:val="Lienhypertexte"/>
@@ -2441,8 +2407,8 @@
         <w:t xml:space="preserve">.</w:t>
       </w:r>
     </w:p>
-    <w:bookmarkEnd w:id="67"/>
-    <w:bookmarkStart w:id="69" w:name="ref-kandel2022"/>
+    <w:bookmarkEnd w:id="65"/>
+    <w:bookmarkStart w:id="67" w:name="ref-kandel2022"/>
     <w:p>
       <w:pPr>
         <w:pStyle w:val="Bibliographie"/>
@@ -2475,7 +2441,7 @@
       <w:r>
         <w:t xml:space="preserve"> </w:t>
       </w:r>
-      <w:hyperlink r:id="rId68">
+      <w:hyperlink r:id="rId66">
         <w:r>
           <w:rPr>
             <w:rStyle w:val="Lienhypertexte"/>
@@ -2487,8 +2453,8 @@
         <w:t xml:space="preserve">.</w:t>
       </w:r>
     </w:p>
-    <w:bookmarkEnd w:id="69"/>
-    <w:bookmarkStart w:id="71" w:name="ref-leberger2020"/>
+    <w:bookmarkEnd w:id="67"/>
+    <w:bookmarkStart w:id="69" w:name="ref-leberger2020"/>
     <w:p>
       <w:pPr>
         <w:pStyle w:val="Bibliographie"/>
@@ -2533,7 +2499,7 @@
       <w:r>
         <w:t xml:space="preserve"> </w:t>
       </w:r>
-      <w:hyperlink r:id="rId70">
+      <w:hyperlink r:id="rId68">
         <w:r>
           <w:rPr>
             <w:rStyle w:val="Lienhypertexte"/>
@@ -2545,8 +2511,8 @@
         <w:t xml:space="preserve">.</w:t>
       </w:r>
     </w:p>
-    <w:bookmarkEnd w:id="71"/>
-    <w:bookmarkStart w:id="73" w:name="ref-leyk2019"/>
+    <w:bookmarkEnd w:id="69"/>
+    <w:bookmarkStart w:id="71" w:name="ref-leyk2019"/>
     <w:p>
       <w:pPr>
         <w:pStyle w:val="Bibliographie"/>
@@ -2579,7 +2545,7 @@
       <w:r>
         <w:t xml:space="preserve"> </w:t>
       </w:r>
-      <w:hyperlink r:id="rId72">
+      <w:hyperlink r:id="rId70">
         <w:r>
           <w:rPr>
             <w:rStyle w:val="Lienhypertexte"/>
@@ -2591,8 +2557,8 @@
         <w:t xml:space="preserve">.</w:t>
       </w:r>
     </w:p>
-    <w:bookmarkEnd w:id="73"/>
-    <w:bookmarkStart w:id="74" w:name="ref-maxwell2020"/>
+    <w:bookmarkEnd w:id="71"/>
+    <w:bookmarkStart w:id="72" w:name="ref-maxwell2020"/>
     <w:p>
       <w:pPr>
         <w:pStyle w:val="Bibliographie"/>
@@ -2623,8 +2589,8 @@
         <w:t xml:space="preserve">586 (7828): 217227.</w:t>
       </w:r>
     </w:p>
-    <w:bookmarkEnd w:id="74"/>
-    <w:bookmarkStart w:id="76" w:name="ref-naidoo2019"/>
+    <w:bookmarkEnd w:id="72"/>
+    <w:bookmarkStart w:id="74" w:name="ref-naidoo2019"/>
     <w:p>
       <w:pPr>
         <w:pStyle w:val="Bibliographie"/>
@@ -2657,7 +2623,7 @@
       <w:r>
         <w:t xml:space="preserve"> </w:t>
       </w:r>
-      <w:hyperlink r:id="rId75">
+      <w:hyperlink r:id="rId73">
         <w:r>
           <w:rPr>
             <w:rStyle w:val="Lienhypertexte"/>
@@ -2669,8 +2635,8 @@
         <w:t xml:space="preserve">.</w:t>
       </w:r>
     </w:p>
-    <w:bookmarkEnd w:id="76"/>
-    <w:bookmarkStart w:id="77" w:name="ref-oldekop2016"/>
+    <w:bookmarkEnd w:id="74"/>
+    <w:bookmarkStart w:id="75" w:name="ref-oldekop2016"/>
     <w:p>
       <w:pPr>
         <w:pStyle w:val="Bibliographie"/>
@@ -2701,8 +2667,8 @@
         <w:t xml:space="preserve">30 (1): 133141.</w:t>
       </w:r>
     </w:p>
-    <w:bookmarkEnd w:id="77"/>
-    <w:bookmarkStart w:id="79" w:name="ref-r2023"/>
+    <w:bookmarkEnd w:id="75"/>
+    <w:bookmarkStart w:id="77" w:name="ref-r2023"/>
     <w:p>
       <w:pPr>
         <w:pStyle w:val="Bibliographie"/>
@@ -2726,7 +2692,7 @@
       <w:r>
         <w:t xml:space="preserve"> </w:t>
       </w:r>
-      <w:hyperlink r:id="rId78">
+      <w:hyperlink r:id="rId76">
         <w:r>
           <w:rPr>
             <w:rStyle w:val="Lienhypertexte"/>
@@ -2738,8 +2704,8 @@
         <w:t xml:space="preserve">.</w:t>
       </w:r>
     </w:p>
-    <w:bookmarkEnd w:id="79"/>
-    <w:bookmarkStart w:id="81" w:name="ref-runfola2020"/>
+    <w:bookmarkEnd w:id="77"/>
+    <w:bookmarkStart w:id="79" w:name="ref-runfola2020"/>
     <w:p>
       <w:pPr>
         <w:pStyle w:val="Bibliographie"/>
@@ -2772,7 +2738,7 @@
       <w:r>
         <w:t xml:space="preserve"> </w:t>
       </w:r>
-      <w:hyperlink r:id="rId80">
+      <w:hyperlink r:id="rId78">
         <w:r>
           <w:rPr>
             <w:rStyle w:val="Lienhypertexte"/>
@@ -2784,8 +2750,8 @@
         <w:t xml:space="preserve">.</w:t>
       </w:r>
     </w:p>
-    <w:bookmarkEnd w:id="81"/>
-    <w:bookmarkStart w:id="83" w:name="ref-schleicher2019"/>
+    <w:bookmarkEnd w:id="79"/>
+    <w:bookmarkStart w:id="81" w:name="ref-schleicher2019"/>
     <w:p>
       <w:pPr>
         <w:pStyle w:val="Bibliographie"/>
@@ -2818,7 +2784,7 @@
       <w:r>
         <w:t xml:space="preserve"> </w:t>
       </w:r>
-      <w:hyperlink r:id="rId82">
+      <w:hyperlink r:id="rId80">
         <w:r>
           <w:rPr>
             <w:rStyle w:val="Lienhypertexte"/>
@@ -2830,8 +2796,8 @@
         <w:t xml:space="preserve">.</w:t>
       </w:r>
     </w:p>
-    <w:bookmarkEnd w:id="83"/>
-    <w:bookmarkStart w:id="85" w:name="ref-stevens2015"/>
+    <w:bookmarkEnd w:id="81"/>
+    <w:bookmarkStart w:id="83" w:name="ref-stevens2015"/>
     <w:p>
       <w:pPr>
         <w:pStyle w:val="Bibliographie"/>
@@ -2864,7 +2830,7 @@
       <w:r>
         <w:t xml:space="preserve"> </w:t>
       </w:r>
-      <w:hyperlink r:id="rId84">
+      <w:hyperlink r:id="rId82">
         <w:r>
           <w:rPr>
             <w:rStyle w:val="Lienhypertexte"/>
@@ -2876,8 +2842,8 @@
         <w:t xml:space="preserve">.</w:t>
       </w:r>
     </w:p>
-    <w:bookmarkEnd w:id="85"/>
-    <w:bookmarkStart w:id="86" w:name="ref-thomson2022"/>
+    <w:bookmarkEnd w:id="83"/>
+    <w:bookmarkStart w:id="84" w:name="ref-thomson2022"/>
     <w:p>
       <w:pPr>
         <w:pStyle w:val="Bibliographie"/>
@@ -2908,8 +2874,8 @@
         <w:t xml:space="preserve">17 (7): e0271504.</w:t>
       </w:r>
     </w:p>
-    <w:bookmarkEnd w:id="86"/>
-    <w:bookmarkStart w:id="88" w:name="ref-protectedplanet_india"/>
+    <w:bookmarkEnd w:id="84"/>
+    <w:bookmarkStart w:id="86" w:name="ref-protectedplanet_india"/>
     <w:p>
       <w:pPr>
         <w:pStyle w:val="Bibliographie"/>
@@ -2935,7 +2901,7 @@
       <w:r>
         <w:t xml:space="preserve"> </w:t>
       </w:r>
-      <w:hyperlink r:id="rId87">
+      <w:hyperlink r:id="rId85">
         <w:r>
           <w:rPr>
             <w:rStyle w:val="Lienhypertexte"/>
@@ -2947,8 +2913,8 @@
         <w:t xml:space="preserve">.</w:t>
       </w:r>
     </w:p>
-    <w:bookmarkEnd w:id="88"/>
-    <w:bookmarkStart w:id="89" w:name="ref-unep2021"/>
+    <w:bookmarkEnd w:id="86"/>
+    <w:bookmarkStart w:id="87" w:name="ref-unep2021"/>
     <w:p>
       <w:pPr>
         <w:pStyle w:val="Bibliographie"/>
@@ -2970,8 +2936,8 @@
         <w:t xml:space="preserve">. Cambridge, United Kingdom; Gland, Switzerland: UNEP-WCMC; IUCN.</w:t>
       </w:r>
     </w:p>
-    <w:bookmarkEnd w:id="89"/>
-    <w:bookmarkStart w:id="90" w:name="ref-unep2024"/>
+    <w:bookmarkEnd w:id="87"/>
+    <w:bookmarkStart w:id="88" w:name="ref-unep2024"/>
     <w:p>
       <w:pPr>
         <w:pStyle w:val="Bibliographie"/>
@@ -2993,8 +2959,8 @@
         <w:t xml:space="preserve">. Cambridge, United Kingdom; Gland, Switzerland: UNEP-WCMC; IUCN.</w:t>
       </w:r>
     </w:p>
-    <w:bookmarkEnd w:id="90"/>
-    <w:bookmarkStart w:id="92" w:name="ref-unep-wcmcandiucn2023"/>
+    <w:bookmarkEnd w:id="88"/>
+    <w:bookmarkStart w:id="90" w:name="ref-unep-wcmcandiucn2023"/>
     <w:p>
       <w:pPr>
         <w:pStyle w:val="Bibliographie"/>
@@ -3018,7 +2984,7 @@
       <w:r>
         <w:t xml:space="preserve"> </w:t>
       </w:r>
-      <w:hyperlink r:id="rId91">
+      <w:hyperlink r:id="rId89">
         <w:r>
           <w:rPr>
             <w:rStyle w:val="Lienhypertexte"/>
@@ -3030,8 +2996,8 @@
         <w:t xml:space="preserve">.</w:t>
       </w:r>
     </w:p>
-    <w:bookmarkEnd w:id="92"/>
-    <w:bookmarkStart w:id="94" w:name="ref-undesa2021"/>
+    <w:bookmarkEnd w:id="90"/>
+    <w:bookmarkStart w:id="92" w:name="ref-undesa2021"/>
     <w:p>
       <w:pPr>
         <w:pStyle w:val="Bibliographie"/>
@@ -3055,7 +3021,7 @@
       <w:r>
         <w:t xml:space="preserve"> </w:t>
       </w:r>
-      <w:hyperlink r:id="rId93">
+      <w:hyperlink r:id="rId91">
         <w:r>
           <w:rPr>
             <w:rStyle w:val="Lienhypertexte"/>
@@ -3067,8 +3033,8 @@
         <w:t xml:space="preserve">.</w:t>
       </w:r>
     </w:p>
-    <w:bookmarkEnd w:id="94"/>
-    <w:bookmarkStart w:id="96" w:name="ref-vaggi2017"/>
+    <w:bookmarkEnd w:id="92"/>
+    <w:bookmarkStart w:id="94" w:name="ref-vaggi2017"/>
     <w:p>
       <w:pPr>
         <w:pStyle w:val="Bibliographie"/>
@@ -3110,7 +3076,7 @@
       <w:r>
         <w:t xml:space="preserve"> </w:t>
       </w:r>
-      <w:hyperlink r:id="rId95">
+      <w:hyperlink r:id="rId93">
         <w:r>
           <w:rPr>
             <w:rStyle w:val="Lienhypertexte"/>
@@ -3122,8 +3088,8 @@
         <w:t xml:space="preserve">.</w:t>
       </w:r>
     </w:p>
-    <w:bookmarkEnd w:id="96"/>
-    <w:bookmarkStart w:id="98" w:name="ref-wani2025"/>
+    <w:bookmarkEnd w:id="94"/>
+    <w:bookmarkStart w:id="96" w:name="ref-wani2025"/>
     <w:p>
       <w:pPr>
         <w:pStyle w:val="Bibliographie"/>
@@ -3165,7 +3131,7 @@
       <w:r>
         <w:t xml:space="preserve"> </w:t>
       </w:r>
-      <w:hyperlink r:id="rId97">
+      <w:hyperlink r:id="rId95">
         <w:r>
           <w:rPr>
             <w:rStyle w:val="Lienhypertexte"/>
@@ -3177,8 +3143,8 @@
         <w:t xml:space="preserve">.</w:t>
       </w:r>
     </w:p>
-    <w:bookmarkEnd w:id="98"/>
-    <w:bookmarkStart w:id="100" w:name="ref-west2006"/>
+    <w:bookmarkEnd w:id="96"/>
+    <w:bookmarkStart w:id="98" w:name="ref-west2006"/>
     <w:p>
       <w:pPr>
         <w:pStyle w:val="Bibliographie"/>
@@ -3241,7 +3207,7 @@
       <w:r>
         <w:t xml:space="preserve"> </w:t>
       </w:r>
-      <w:hyperlink r:id="rId99">
+      <w:hyperlink r:id="rId97">
         <w:r>
           <w:rPr>
             <w:rStyle w:val="Lienhypertexte"/>
@@ -3253,8 +3219,8 @@
         <w:t xml:space="preserve">.</w:t>
       </w:r>
     </w:p>
-    <w:bookmarkEnd w:id="100"/>
-    <w:bookmarkStart w:id="102" w:name="ref-zhang2025"/>
+    <w:bookmarkEnd w:id="98"/>
+    <w:bookmarkStart w:id="100" w:name="ref-zhang2025"/>
     <w:p>
       <w:pPr>
         <w:pStyle w:val="Bibliographie"/>
@@ -3284,7 +3250,7 @@
       <w:r>
         <w:t xml:space="preserve"> </w:t>
       </w:r>
-      <w:hyperlink r:id="rId101">
+      <w:hyperlink r:id="rId99">
         <w:r>
           <w:rPr>
             <w:rStyle w:val="Lienhypertexte"/>
@@ -3296,9 +3262,9 @@
         <w:t xml:space="preserve">.</w:t>
       </w:r>
     </w:p>
+    <w:bookmarkEnd w:id="100"/>
+    <w:bookmarkEnd w:id="101"/>
     <w:bookmarkEnd w:id="102"/>
-    <w:bookmarkEnd w:id="103"/>
-    <w:bookmarkEnd w:id="104"/>
     <w:sectPr>
       <w:footerReference r:id="rId9" w:type="default"/>
       <w:pgSz w:h="15840" w:w="12240"/>
